--- a/Z_OtherProjects/文案/文案.docx
+++ b/Z_OtherProjects/文案/文案.docx
@@ -17,49 +17,8 @@
           <w:lang w:val="en-US" w:eastAsia="zh-CN"/>
         </w:rPr>
       </w:pPr>
-      <w:r>
-        <w:rPr>
-          <w:rFonts w:hint="eastAsia"/>
-          <w:lang w:val="en-US" w:eastAsia="zh-CN"/>
-        </w:rPr>
-        <w:drawing>
-          <wp:inline distT="0" distB="0" distL="114300" distR="114300">
-            <wp:extent cx="5242560" cy="302260"/>
-            <wp:effectExtent l="0" t="0" r="15240" b="2540"/>
-            <wp:docPr id="1" name="ECB019B1-382A-4266-B25C-5B523AA43C14-1" descr="C:/Users/LH1/AppData/Local/Temp/wps.znEfMTwps"/>
-            <wp:cNvGraphicFramePr>
-              <a:graphicFrameLocks xmlns:a="http://schemas.openxmlformats.org/drawingml/2006/main" noChangeAspect="1"/>
-            </wp:cNvGraphicFramePr>
-            <a:graphic xmlns:a="http://schemas.openxmlformats.org/drawingml/2006/main">
-              <a:graphicData uri="http://schemas.openxmlformats.org/drawingml/2006/picture">
-                <pic:pic xmlns:pic="http://schemas.openxmlformats.org/drawingml/2006/picture">
-                  <pic:nvPicPr>
-                    <pic:cNvPr id="1" name="ECB019B1-382A-4266-B25C-5B523AA43C14-1" descr="C:/Users/LH1/AppData/Local/Temp/wps.znEfMTwps"/>
-                    <pic:cNvPicPr>
-                      <a:picLocks noChangeAspect="1"/>
-                    </pic:cNvPicPr>
-                  </pic:nvPicPr>
-                  <pic:blipFill>
-                    <a:blip r:embed="rId4"/>
-                    <a:stretch>
-                      <a:fillRect/>
-                    </a:stretch>
-                  </pic:blipFill>
-                  <pic:spPr>
-                    <a:xfrm>
-                      <a:off x="0" y="0"/>
-                      <a:ext cx="5242560" cy="302260"/>
-                    </a:xfrm>
-                    <a:prstGeom prst="rect">
-                      <a:avLst/>
-                    </a:prstGeom>
-                  </pic:spPr>
-                </pic:pic>
-              </a:graphicData>
-            </a:graphic>
-          </wp:inline>
-        </w:drawing>
-      </w:r>
+      <w:bookmarkStart w:id="0" w:name="_GoBack"/>
+      <w:bookmarkEnd w:id="0"/>
     </w:p>
     <w:p>
       <w:pPr>
@@ -128,8 +87,6 @@
         </w:rPr>
         <w:t>结局：毁灭ai，加入ai，被干掉</w:t>
       </w:r>
-      <w:bookmarkStart w:id="0" w:name="_GoBack"/>
-      <w:bookmarkEnd w:id="0"/>
     </w:p>
     <w:sectPr>
       <w:pgSz w:w="11906" w:h="16838"/>
@@ -684,23 +641,4 @@
   </a:themeElements>
   <a:objectDefaults/>
 </a:theme>
-</file>
-
-<file path=customXml/item1.xml><?xml version="1.0" encoding="utf-8"?>
-<s:customData xmlns="http://www.wps.cn/officeDocument/2013/wpsCustomData" xmlns:s="http://www.wps.cn/officeDocument/2013/wpsCustomData">
-  <customSectProps/>
-  <extobjs>
-    <extobj name="ECB019B1-382A-4266-B25C-5B523AA43C14-1">
-      <extobjdata type="ECB019B1-382A-4266-B25C-5B523AA43C14" data="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"/>
-    </extobj>
-  </extobjs>
-</s:customData>
-</file>
-
-<file path=customXml/itemProps1.xml><?xml version="1.0" encoding="utf-8"?>
-<ds:datastoreItem xmlns:ds="http://schemas.openxmlformats.org/officeDocument/2006/customXml" ds:itemID="{B1977F7D-205B-4081-913C-38D41E755F92}">
-  <ds:schemaRefs>
-    <ds:schemaRef ds:uri="http://www.wps.cn/officeDocument/2013/wpsCustomData"/>
-  </ds:schemaRefs>
-</ds:datastoreItem>
 </file>